--- a/docs/word/for-registrars.docx
+++ b/docs/word/for-registrars.docx
@@ -920,6 +920,223 @@
       </w:r>
     </w:p>
     <w:p>
+      <w:r>
+        <w:t xml:space="preserve">The </w:t>
+      </w:r>
+      <w:r>
+        <w:rPr>
+          <w:b/>
+        </w:rPr>
+        <w:t>Standing</w:t>
+      </w:r>
+      <w:r>
+        <w:t xml:space="preserve"> column is filled in only where the academic standing rule has something to say about a student, and only if that rule is switched on at all — see </w:t>
+      </w:r>
+      <w:r>
+        <w:rPr>
+          <w:color w:val="1A7A3C"/>
+        </w:rPr>
+        <w:t>Settings</w:t>
+      </w:r>
+      <w:r>
+        <w:t xml:space="preserve">. It reads </w:t>
+      </w:r>
+      <w:r>
+        <w:rPr>
+          <w:b/>
+        </w:rPr>
+        <w:t>Cannot register</w:t>
+      </w:r>
+      <w:r>
+        <w:t xml:space="preserve"> for a student the rule is turning away, and </w:t>
+      </w:r>
+      <w:r>
+        <w:rPr>
+          <w:b/>
+        </w:rPr>
+        <w:t>Allowed anyway</w:t>
+      </w:r>
+      <w:r>
+        <w:t xml:space="preserve"> for one you have let through. Worth a glance before you chase anybody: a student who is barred is not going to register no matter how many times you ask.</w:t>
+      </w:r>
+    </w:p>
+    <w:p>
+      <w:pPr>
+        <w:pStyle w:val="Heading2"/>
+      </w:pPr>
+      <w:r/>
+      <w:r>
+        <w:t>Letting a student register anyway</w:t>
+      </w:r>
+    </w:p>
+    <w:p>
+      <w:r>
+        <w:t>The academic standing rule is arithmetic, and arithmetic is a poor judge of whether a particular student should be given another term. Illness, a death at home, results that were never captured when this system was adopted — none of that is in the failure count, and all of it is a reason you might say yes.</w:t>
+      </w:r>
+    </w:p>
+    <w:p>
+      <w:r>
+        <w:t>So the rule is appealable, and you are the appeal.</w:t>
+      </w:r>
+    </w:p>
+    <w:p>
+      <w:pPr>
+        <w:pStyle w:val="ListNumber"/>
+        <w:spacing w:after="80"/>
+      </w:pPr>
+      <w:r>
+        <w:t xml:space="preserve">On the </w:t>
+      </w:r>
+      <w:r>
+        <w:rPr>
+          <w:b/>
+        </w:rPr>
+        <w:t>Registration Status</w:t>
+      </w:r>
+      <w:r>
+        <w:t xml:space="preserve"> report, press </w:t>
+      </w:r>
+      <w:r>
+        <w:rPr>
+          <w:b/>
+        </w:rPr>
+        <w:t>Allow a Student to Register</w:t>
+      </w:r>
+      <w:r>
+        <w:t>.</w:t>
+      </w:r>
+    </w:p>
+    <w:p>
+      <w:r>
+        <w:t>The semester comes across with the report's filter.</w:t>
+      </w:r>
+    </w:p>
+    <w:p>
+      <w:pPr>
+        <w:pStyle w:val="ListNumber"/>
+        <w:spacing w:after="80"/>
+      </w:pPr>
+      <w:r>
+        <w:t>Choose the student. The figures the rule counted appear at the top of the</w:t>
+      </w:r>
+    </w:p>
+    <w:p>
+      <w:r>
+        <w:t>form as soon as you do, so you are deciding in front of them rather than beside them.</w:t>
+      </w:r>
+    </w:p>
+    <w:p>
+      <w:pPr>
+        <w:pStyle w:val="ListNumber"/>
+        <w:spacing w:after="80"/>
+      </w:pPr>
+      <w:r>
+        <w:t xml:space="preserve">Write the </w:t>
+      </w:r>
+      <w:r>
+        <w:rPr>
+          <w:b/>
+        </w:rPr>
+        <w:t>reason</w:t>
+      </w:r>
+      <w:r>
+        <w:t>. It is required. The next person to look at this student</w:t>
+      </w:r>
+    </w:p>
+    <w:p>
+      <w:r>
+        <w:t>should be able to see what was decided and on what grounds.</w:t>
+      </w:r>
+    </w:p>
+    <w:p>
+      <w:pPr>
+        <w:pStyle w:val="ListNumber"/>
+        <w:spacing w:after="80"/>
+      </w:pPr>
+      <w:r>
+        <w:t xml:space="preserve">Add </w:t>
+      </w:r>
+      <w:r>
+        <w:rPr>
+          <w:b/>
+        </w:rPr>
+        <w:t>conditions</w:t>
+      </w:r>
+      <w:r>
+        <w:t xml:space="preserve"> if the student has been told they must do something.</w:t>
+      </w:r>
+    </w:p>
+    <w:p>
+      <w:r>
+        <w:t>Nothing enforces these — they are there to be read.</w:t>
+      </w:r>
+    </w:p>
+    <w:p>
+      <w:pPr>
+        <w:pStyle w:val="ListNumber"/>
+        <w:spacing w:after="80"/>
+      </w:pPr>
+      <w:r>
+        <w:rPr>
+          <w:b/>
+        </w:rPr>
+        <w:t>Submit.</w:t>
+      </w:r>
+      <w:r>
+        <w:t xml:space="preserve"> Submitting is the grant. The student is told immediately, which</w:t>
+      </w:r>
+    </w:p>
+    <w:p>
+      <w:r>
+        <w:t>matters: a student turned away once has no reason to keep checking, and registration windows are short.</w:t>
+      </w:r>
+    </w:p>
+    <w:p>
+      <w:r>
+        <w:t>Two things to know about it:</w:t>
+      </w:r>
+    </w:p>
+    <w:p>
+      <w:pPr>
+        <w:pStyle w:val="ListBullet"/>
+        <w:spacing w:after="80"/>
+      </w:pPr>
+      <w:r>
+        <w:rPr>
+          <w:b/>
+        </w:rPr>
+        <w:t>It covers one semester.</w:t>
+      </w:r>
+      <w:r>
+        <w:t xml:space="preserve"> A decision taken on one semester's results has to</w:t>
+      </w:r>
+    </w:p>
+    <w:p>
+      <w:r>
+        <w:t>be taken again against the next. It does not quietly carry forward.</w:t>
+      </w:r>
+    </w:p>
+    <w:p>
+      <w:pPr>
+        <w:pStyle w:val="ListBullet"/>
+        <w:spacing w:after="80"/>
+      </w:pPr>
+      <w:r>
+        <w:rPr>
+          <w:b/>
+        </w:rPr>
+        <w:t>Cancelling revokes it.</w:t>
+      </w:r>
+      <w:r>
+        <w:t xml:space="preserve"> The student is blocked again from that moment.</w:t>
+      </w:r>
+    </w:p>
+    <w:p>
+      <w:r>
+        <w:t>Never fix this by editing the student's results until the rule stops firing. That leaves no trace, and it corrupts the transcript.</w:t>
+      </w:r>
+    </w:p>
+    <w:p>
       <w:pPr>
         <w:pStyle w:val="Heading2"/>
       </w:pPr>
@@ -1107,6 +1324,35 @@
       </w:r>
       <w:r>
         <w:t xml:space="preserve"> Look at the module's row on their registration page — it names the prerequisite it is waiting on. Usually the earlier module has no recorded pass, either because marking is not finished or because the remark code was never entered. Fixing the remark fixes the block.</w:t>
+      </w:r>
+    </w:p>
+    <w:p>
+      <w:r>
+        <w:rPr>
+          <w:b/>
+        </w:rPr>
+        <w:t>"A student says they are blocked because of their results."</w:t>
+      </w:r>
+      <w:r>
+        <w:t xml:space="preserve"> Open the Registration Status report for the semester and look at the Standing column. If it says </w:t>
+      </w:r>
+      <w:r>
+        <w:rPr>
+          <w:i/>
+        </w:rPr>
+        <w:t>Cannot register</w:t>
+      </w:r>
+      <w:r>
+        <w:t xml:space="preserve">, the academic standing rule is turning them away and the figures are on the message they were shown. Check them: a module whose result was never captured counts as nothing, not as a pass, and a genuinely miscounted record is fixed by fixing the remark. If the figures are right and you still want the student in, see </w:t>
+      </w:r>
+      <w:r>
+        <w:rPr>
+          <w:i/>
+        </w:rPr>
+        <w:t>Letting a student register anyway</w:t>
+      </w:r>
+      <w:r>
+        <w:t xml:space="preserve"> above.</w:t>
       </w:r>
     </w:p>
     <w:p>

--- a/docs/word/for-registrars.docx
+++ b/docs/word/for-registrars.docx
@@ -966,6 +966,158 @@
       </w:pPr>
       <w:r/>
       <w:r>
+        <w:t>Who the results rule has stopped</w:t>
+      </w:r>
+    </w:p>
+    <w:p>
+      <w:r>
+        <w:t xml:space="preserve">Open the </w:t>
+      </w:r>
+      <w:r>
+        <w:rPr>
+          <w:b/>
+        </w:rPr>
+        <w:t>Academic Exclusions</w:t>
+      </w:r>
+      <w:r>
+        <w:t xml:space="preserve"> report and choose the semester. It lists only the students the academic standing rule has something to say about — not everybody — so it is a queue to work down rather than a roll to read.</w:t>
+      </w:r>
+    </w:p>
+    <w:p>
+      <w:r>
+        <w:t xml:space="preserve">Each row carries the figures the decision rests on: how many modules failed out of how many taken, the rate, which modules, and </w:t>
+      </w:r>
+      <w:r>
+        <w:rPr>
+          <w:b/>
+        </w:rPr>
+        <w:t>what it was counted over</w:t>
+      </w:r>
+      <w:r>
+        <w:t>. That last one is per student, not per setting: the window lands on the latest period each student actually has results in, so two students under the same rule can be judged over different semesters.</w:t>
+      </w:r>
+    </w:p>
+    <w:p>
+      <w:r>
+        <w:t>Three columns tell you whether a row needs you at all:</w:t>
+      </w:r>
+    </w:p>
+    <w:p>
+      <w:pPr>
+        <w:pStyle w:val="ListBullet"/>
+        <w:spacing w:after="80"/>
+      </w:pPr>
+      <w:r>
+        <w:rPr>
+          <w:b/>
+        </w:rPr>
+        <w:t>Standing</w:t>
+      </w:r>
+      <w:r>
+        <w:t xml:space="preserve"> — </w:t>
+      </w:r>
+      <w:r>
+        <w:rPr>
+          <w:i/>
+        </w:rPr>
+        <w:t>Cannot register</w:t>
+      </w:r>
+      <w:r>
+        <w:t xml:space="preserve"> still needs a decision; </w:t>
+      </w:r>
+      <w:r>
+        <w:rPr>
+          <w:i/>
+        </w:rPr>
+        <w:t>Allowed anyway</w:t>
+      </w:r>
+      <w:r>
+        <w:t xml:space="preserve"> has</w:t>
+      </w:r>
+    </w:p>
+    <w:p>
+      <w:r>
+        <w:t>had one, and the permission, who granted it and why are in the last three columns.</w:t>
+      </w:r>
+    </w:p>
+    <w:p>
+      <w:pPr>
+        <w:pStyle w:val="ListBullet"/>
+        <w:spacing w:after="80"/>
+      </w:pPr>
+      <w:r>
+        <w:rPr>
+          <w:b/>
+        </w:rPr>
+        <w:t>Due to Take</w:t>
+      </w:r>
+      <w:r>
+        <w:t xml:space="preserve"> — </w:t>
+      </w:r>
+      <w:r>
+        <w:rPr>
+          <w:i/>
+        </w:rPr>
+        <w:t>Nothing this term</w:t>
+      </w:r>
+      <w:r>
+        <w:t xml:space="preserve"> means the exclusion is not keeping them</w:t>
+      </w:r>
+    </w:p>
+    <w:p>
+      <w:r>
+        <w:t>out of anything right now.</w:t>
+      </w:r>
+    </w:p>
+    <w:p>
+      <w:pPr>
+        <w:pStyle w:val="ListBullet"/>
+        <w:spacing w:after="80"/>
+      </w:pPr>
+      <w:r>
+        <w:rPr>
+          <w:b/>
+        </w:rPr>
+        <w:t>Registered</w:t>
+      </w:r>
+      <w:r>
+        <w:t xml:space="preserve"> — </w:t>
+      </w:r>
+      <w:r>
+        <w:rPr>
+          <w:i/>
+        </w:rPr>
+        <w:t>Yes</w:t>
+      </w:r>
+      <w:r>
+        <w:t xml:space="preserve"> means they got in regardless, either under a permission</w:t>
+      </w:r>
+    </w:p>
+    <w:p>
+      <w:r>
+        <w:t>or before the rule was switched on.</w:t>
+      </w:r>
+    </w:p>
+    <w:p>
+      <w:r>
+        <w:t xml:space="preserve">Filter by </w:t>
+      </w:r>
+      <w:r>
+        <w:rPr>
+          <w:b/>
+        </w:rPr>
+        <w:t>Standing</w:t>
+      </w:r>
+      <w:r>
+        <w:t xml:space="preserve"> to see just the students still barred. If no rule is switched on the report says so rather than showing you an empty table, which would read as "nobody is excluded".</w:t>
+      </w:r>
+    </w:p>
+    <w:p>
+      <w:pPr>
+        <w:pStyle w:val="Heading2"/>
+      </w:pPr>
+      <w:r/>
+      <w:r>
         <w:t>Letting a student register anyway</w:t>
       </w:r>
     </w:p>
@@ -985,7 +1137,16 @@
         <w:spacing w:after="80"/>
       </w:pPr>
       <w:r>
-        <w:t xml:space="preserve">On the </w:t>
+        <w:t xml:space="preserve">On either the </w:t>
+      </w:r>
+      <w:r>
+        <w:rPr>
+          <w:b/>
+        </w:rPr>
+        <w:t>Academic Exclusions</w:t>
+      </w:r>
+      <w:r>
+        <w:t xml:space="preserve"> or the </w:t>
       </w:r>
       <w:r>
         <w:rPr>
@@ -994,7 +1155,12 @@
         <w:t>Registration Status</w:t>
       </w:r>
       <w:r>
-        <w:t xml:space="preserve"> report, press </w:t>
+        <w:t xml:space="preserve"> report,</w:t>
+      </w:r>
+    </w:p>
+    <w:p>
+      <w:r>
+        <w:t xml:space="preserve">press </w:t>
       </w:r>
       <w:r>
         <w:rPr>
@@ -1003,12 +1169,7 @@
         <w:t>Allow a Student to Register</w:t>
       </w:r>
       <w:r>
-        <w:t>.</w:t>
-      </w:r>
-    </w:p>
-    <w:p>
-      <w:r>
-        <w:t>The semester comes across with the report's filter.</w:t>
+        <w:t>. The semester comes across with the report's filter.</w:t>
       </w:r>
     </w:p>
     <w:p>
@@ -1334,16 +1495,7 @@
         <w:t>"A student says they are blocked because of their results."</w:t>
       </w:r>
       <w:r>
-        <w:t xml:space="preserve"> Open the Registration Status report for the semester and look at the Standing column. If it says </w:t>
-      </w:r>
-      <w:r>
-        <w:rPr>
-          <w:i/>
-        </w:rPr>
-        <w:t>Cannot register</w:t>
-      </w:r>
-      <w:r>
-        <w:t xml:space="preserve">, the academic standing rule is turning them away and the figures are on the message they were shown. Check them: a module whose result was never captured counts as nothing, not as a pass, and a genuinely miscounted record is fixed by fixing the remark. If the figures are right and you still want the student in, see </w:t>
+        <w:t xml:space="preserve"> Open the Academic Exclusions report for the semester and find them. The row carries the same figures the student was shown. Check them before anything else: a module whose result was never captured counts as nothing, not as a pass, so a gap in the records can bar somebody who does not deserve it — and that is fixed by fixing the remark, not here. If the figures are right and you still want the student in, see </w:t>
       </w:r>
       <w:r>
         <w:rPr>
